--- a/src/lesson_8(Reflection)/Задание.docx
+++ b/src/lesson_8(Reflection)/Задание.docx
@@ -1,6 +1,6 @@
 
 <file path=word/document.xml><?xml version="1.0" encoding="utf-8"?>
-<w:document xmlns:wpc="http://schemas.microsoft.com/office/word/2010/wordprocessingCanvas" xmlns:cx="http://schemas.microsoft.com/office/drawing/2014/chartex" xmlns:cx1="http://schemas.microsoft.com/office/drawing/2015/9/8/chartex" xmlns:cx2="http://schemas.microsoft.com/office/drawing/2015/10/21/chartex" xmlns:cx3="http://schemas.microsoft.com/office/drawing/2016/5/9/chartex" xmlns:cx4="http://schemas.microsoft.com/office/drawing/2016/5/10/chartex" xmlns:cx5="http://schemas.microsoft.com/office/drawing/2016/5/11/chartex" xmlns:cx6="http://schemas.microsoft.com/office/drawing/2016/5/12/chartex" xmlns:cx7="http://schemas.microsoft.com/office/drawing/2016/5/13/chartex" xmlns:cx8="http://schemas.microsoft.com/office/drawing/2016/5/14/chartex" xmlns:mc="http://schemas.openxmlformats.org/markup-compatibility/2006" xmlns:aink="http://schemas.microsoft.com/office/drawing/2016/ink" xmlns:am3d="http://schemas.microsoft.com/office/drawing/2017/model3d" xmlns:o="urn:schemas-microsoft-com:office:office" xmlns:r="http://schemas.openxmlformats.org/officeDocument/2006/relationships" xmlns:m="http://schemas.openxmlformats.org/officeDocument/2006/math" xmlns:v="urn:schemas-microsoft-com:vml" xmlns:wp14="http://schemas.microsoft.com/office/word/2010/wordprocessingDrawing" xmlns:wp="http://schemas.openxmlformats.org/drawingml/2006/wordprocessingDrawing" xmlns:w10="urn:schemas-microsoft-com:office:word" xmlns:w="http://schemas.openxmlformats.org/wordprocessingml/2006/main" xmlns:w14="http://schemas.microsoft.com/office/word/2010/wordml" xmlns:w15="http://schemas.microsoft.com/office/word/2012/wordml" xmlns:w16cex="http://schemas.microsoft.com/office/word/2018/wordml/cex" xmlns:w16cid="http://schemas.microsoft.com/office/word/2016/wordml/cid" xmlns:w16="http://schemas.microsoft.com/office/word/2018/wordml" xmlns:w16sdtdh="http://schemas.microsoft.com/office/word/2020/wordml/sdtdatahash" xmlns:w16se="http://schemas.microsoft.com/office/word/2015/wordml/symex" xmlns:wpg="http://schemas.microsoft.com/office/word/2010/wordprocessingGroup" xmlns:wpi="http://schemas.microsoft.com/office/word/2010/wordprocessingInk" xmlns:wne="http://schemas.microsoft.com/office/word/2006/wordml" xmlns:wps="http://schemas.microsoft.com/office/word/2010/wordprocessingShape" mc:Ignorable="w14 w15 w16se w16cid w16 w16cex w16sdtdh wp14">
+<w:document xmlns:wpc="http://schemas.microsoft.com/office/word/2010/wordprocessingCanvas" xmlns:mc="http://schemas.openxmlformats.org/markup-compatibility/2006" xmlns:o="urn:schemas-microsoft-com:office:office" xmlns:r="http://schemas.openxmlformats.org/officeDocument/2006/relationships" xmlns:m="http://schemas.openxmlformats.org/officeDocument/2006/math" xmlns:v="urn:schemas-microsoft-com:vml" xmlns:wp14="http://schemas.microsoft.com/office/word/2010/wordprocessingDrawing" xmlns:wp="http://schemas.openxmlformats.org/drawingml/2006/wordprocessingDrawing" xmlns:w10="urn:schemas-microsoft-com:office:word" xmlns:w="http://schemas.openxmlformats.org/wordprocessingml/2006/main" xmlns:w14="http://schemas.microsoft.com/office/word/2010/wordml" xmlns:w15="http://schemas.microsoft.com/office/word/2012/wordml" xmlns:wpg="http://schemas.microsoft.com/office/word/2010/wordprocessingGroup" xmlns:wpi="http://schemas.microsoft.com/office/word/2010/wordprocessingInk" xmlns:wne="http://schemas.microsoft.com/office/word/2006/wordml" xmlns:wps="http://schemas.microsoft.com/office/word/2010/wordprocessingShape" mc:Ignorable="w14 w15 wp14">
   <w:body>
     <w:p/>
     <w:tbl>
@@ -80,6 +80,7 @@
           </w:tcPr>
           <w:p>
             <w:pPr>
+              <w:ind w:left="5"/>
               <w:jc w:val="center"/>
               <w:rPr>
                 <w:rFonts w:ascii="Times New Roman" w:hAnsi="Times New Roman" w:cs="Times New Roman"/>
@@ -129,7 +130,8 @@
                 <w:ilvl w:val="0"/>
                 <w:numId w:val="18"/>
               </w:numPr>
-              <w:jc w:val="center"/>
+              <w:ind w:left="5" w:firstLine="0"/>
+              <w:jc w:val="both"/>
               <w:rPr>
                 <w:rFonts w:ascii="Times New Roman" w:hAnsi="Times New Roman" w:cs="Times New Roman"/>
                 <w:sz w:val="28"/>
@@ -161,7 +163,8 @@
                 <w:ilvl w:val="0"/>
                 <w:numId w:val="18"/>
               </w:numPr>
-              <w:jc w:val="center"/>
+              <w:ind w:left="5" w:firstLine="0"/>
+              <w:jc w:val="both"/>
               <w:rPr>
                 <w:rFonts w:ascii="Times New Roman" w:hAnsi="Times New Roman" w:cs="Times New Roman"/>
                 <w:sz w:val="28"/>
@@ -193,7 +196,8 @@
                 <w:ilvl w:val="0"/>
                 <w:numId w:val="18"/>
               </w:numPr>
-              <w:jc w:val="center"/>
+              <w:ind w:left="5" w:firstLine="0"/>
+              <w:jc w:val="both"/>
               <w:rPr>
                 <w:rFonts w:ascii="Times New Roman" w:hAnsi="Times New Roman" w:cs="Times New Roman"/>
                 <w:sz w:val="28"/>
@@ -225,7 +229,8 @@
                 <w:ilvl w:val="0"/>
                 <w:numId w:val="18"/>
               </w:numPr>
-              <w:jc w:val="center"/>
+              <w:ind w:left="5" w:firstLine="0"/>
+              <w:jc w:val="both"/>
               <w:rPr>
                 <w:rFonts w:ascii="Times New Roman" w:hAnsi="Times New Roman" w:cs="Times New Roman"/>
                 <w:sz w:val="28"/>
@@ -248,7 +253,8 @@
                 <w:ilvl w:val="0"/>
                 <w:numId w:val="18"/>
               </w:numPr>
-              <w:jc w:val="center"/>
+              <w:ind w:left="5" w:firstLine="0"/>
+              <w:jc w:val="both"/>
               <w:rPr>
                 <w:rFonts w:ascii="Times New Roman" w:hAnsi="Times New Roman" w:cs="Times New Roman"/>
                 <w:sz w:val="28"/>
@@ -271,7 +277,8 @@
                 <w:ilvl w:val="0"/>
                 <w:numId w:val="18"/>
               </w:numPr>
-              <w:jc w:val="center"/>
+              <w:ind w:left="5" w:firstLine="0"/>
+              <w:jc w:val="both"/>
               <w:rPr>
                 <w:rFonts w:ascii="Times New Roman" w:hAnsi="Times New Roman" w:cs="Times New Roman"/>
                 <w:sz w:val="28"/>
@@ -298,15 +305,17 @@
           </w:p>
           <w:p>
             <w:pPr>
-              <w:rPr>
-                <w:rFonts w:ascii="Times New Roman" w:hAnsi="Times New Roman" w:cs="Times New Roman"/>
-                <w:sz w:val="28"/>
-                <w:szCs w:val="28"/>
-              </w:rPr>
-            </w:pPr>
-          </w:p>
-          <w:p>
-            <w:pPr>
+              <w:ind w:left="5"/>
+              <w:rPr>
+                <w:rFonts w:ascii="Times New Roman" w:hAnsi="Times New Roman" w:cs="Times New Roman"/>
+                <w:sz w:val="28"/>
+                <w:szCs w:val="28"/>
+              </w:rPr>
+            </w:pPr>
+          </w:p>
+          <w:p>
+            <w:pPr>
+              <w:ind w:left="5"/>
               <w:jc w:val="center"/>
               <w:rPr>
                 <w:rFonts w:ascii="Times New Roman" w:hAnsi="Times New Roman" w:cs="Times New Roman"/>
@@ -329,6 +338,7 @@
           </w:p>
           <w:p>
             <w:pPr>
+              <w:ind w:left="5"/>
               <w:jc w:val="center"/>
               <w:rPr>
                 <w:rFonts w:ascii="Times New Roman" w:hAnsi="Times New Roman" w:cs="Times New Roman"/>
@@ -362,7 +372,8 @@
                 <w:ilvl w:val="0"/>
                 <w:numId w:val="19"/>
               </w:numPr>
-              <w:jc w:val="center"/>
+              <w:ind w:left="5" w:firstLine="0"/>
+              <w:jc w:val="both"/>
               <w:rPr>
                 <w:rFonts w:ascii="Times New Roman" w:hAnsi="Times New Roman" w:cs="Times New Roman"/>
                 <w:sz w:val="28"/>
@@ -376,6 +387,15 @@
                 <w:szCs w:val="28"/>
               </w:rPr>
               <w:t>Всех полях</w:t>
+            </w:r>
+            <w:r>
+              <w:rPr>
+                <w:rFonts w:ascii="Times New Roman" w:hAnsi="Times New Roman" w:cs="Times New Roman"/>
+                <w:sz w:val="28"/>
+                <w:szCs w:val="28"/>
+                <w:lang w:val="en-US"/>
+              </w:rPr>
+              <w:t>.</w:t>
             </w:r>
           </w:p>
           <w:p>
@@ -385,7 +405,8 @@
                 <w:ilvl w:val="0"/>
                 <w:numId w:val="19"/>
               </w:numPr>
-              <w:jc w:val="center"/>
+              <w:ind w:left="5" w:firstLine="0"/>
+              <w:jc w:val="both"/>
               <w:rPr>
                 <w:rFonts w:ascii="Times New Roman" w:hAnsi="Times New Roman" w:cs="Times New Roman"/>
                 <w:sz w:val="28"/>
@@ -399,6 +420,15 @@
                 <w:szCs w:val="28"/>
               </w:rPr>
               <w:t>Всех методах</w:t>
+            </w:r>
+            <w:r>
+              <w:rPr>
+                <w:rFonts w:ascii="Times New Roman" w:hAnsi="Times New Roman" w:cs="Times New Roman"/>
+                <w:sz w:val="28"/>
+                <w:szCs w:val="28"/>
+                <w:lang w:val="en-US"/>
+              </w:rPr>
+              <w:t>.</w:t>
             </w:r>
           </w:p>
           <w:p>
@@ -408,6 +438,35 @@
                 <w:ilvl w:val="0"/>
                 <w:numId w:val="19"/>
               </w:numPr>
+              <w:ind w:left="5" w:firstLine="0"/>
+              <w:jc w:val="both"/>
+              <w:rPr>
+                <w:rFonts w:ascii="Times New Roman" w:hAnsi="Times New Roman" w:cs="Times New Roman"/>
+                <w:sz w:val="28"/>
+                <w:szCs w:val="28"/>
+              </w:rPr>
+            </w:pPr>
+            <w:r>
+              <w:rPr>
+                <w:rFonts w:ascii="Times New Roman" w:hAnsi="Times New Roman" w:cs="Times New Roman"/>
+                <w:sz w:val="28"/>
+                <w:szCs w:val="28"/>
+              </w:rPr>
+              <w:t>Всех свойствах</w:t>
+            </w:r>
+            <w:r>
+              <w:rPr>
+                <w:rFonts w:ascii="Times New Roman" w:hAnsi="Times New Roman" w:cs="Times New Roman"/>
+                <w:sz w:val="28"/>
+                <w:szCs w:val="28"/>
+                <w:lang w:val="en-US"/>
+              </w:rPr>
+              <w:t>.</w:t>
+            </w:r>
+          </w:p>
+          <w:p>
+            <w:pPr>
+              <w:ind w:left="5"/>
               <w:jc w:val="center"/>
               <w:rPr>
                 <w:rFonts w:ascii="Times New Roman" w:hAnsi="Times New Roman" w:cs="Times New Roman"/>
@@ -415,27 +474,10 @@
                 <w:szCs w:val="28"/>
               </w:rPr>
             </w:pPr>
-            <w:r>
-              <w:rPr>
-                <w:rFonts w:ascii="Times New Roman" w:hAnsi="Times New Roman" w:cs="Times New Roman"/>
-                <w:sz w:val="28"/>
-                <w:szCs w:val="28"/>
-              </w:rPr>
-              <w:t>Всех свойствах</w:t>
-            </w:r>
-          </w:p>
-          <w:p>
-            <w:pPr>
-              <w:jc w:val="center"/>
-              <w:rPr>
-                <w:rFonts w:ascii="Times New Roman" w:hAnsi="Times New Roman" w:cs="Times New Roman"/>
-                <w:sz w:val="28"/>
-                <w:szCs w:val="28"/>
-              </w:rPr>
-            </w:pPr>
-          </w:p>
-          <w:p>
-            <w:pPr>
+          </w:p>
+          <w:p>
+            <w:pPr>
+              <w:ind w:left="5"/>
               <w:jc w:val="center"/>
               <w:rPr>
                 <w:rFonts w:ascii="Times New Roman" w:hAnsi="Times New Roman" w:cs="Times New Roman"/>
@@ -463,7 +505,8 @@
                 <w:ilvl w:val="0"/>
                 <w:numId w:val="20"/>
               </w:numPr>
-              <w:jc w:val="center"/>
+              <w:ind w:left="5" w:firstLine="0"/>
+              <w:jc w:val="both"/>
               <w:rPr>
                 <w:rFonts w:ascii="Times New Roman" w:hAnsi="Times New Roman" w:cs="Times New Roman"/>
                 <w:sz w:val="28"/>
@@ -477,6 +520,14 @@
                 <w:szCs w:val="28"/>
               </w:rPr>
               <w:t>Прочитать значения полей и свойств</w:t>
+            </w:r>
+            <w:r>
+              <w:rPr>
+                <w:rFonts w:ascii="Times New Roman" w:hAnsi="Times New Roman" w:cs="Times New Roman"/>
+                <w:sz w:val="28"/>
+                <w:szCs w:val="28"/>
+              </w:rPr>
+              <w:t>.</w:t>
             </w:r>
           </w:p>
           <w:p>
@@ -486,7 +537,8 @@
                 <w:ilvl w:val="0"/>
                 <w:numId w:val="20"/>
               </w:numPr>
-              <w:jc w:val="center"/>
+              <w:ind w:left="5" w:firstLine="0"/>
+              <w:jc w:val="both"/>
               <w:rPr>
                 <w:rFonts w:ascii="Times New Roman" w:hAnsi="Times New Roman" w:cs="Times New Roman"/>
                 <w:sz w:val="28"/>
@@ -501,38 +553,13 @@
               </w:rPr>
               <w:t>Задать значения полей и свойств</w:t>
             </w:r>
-          </w:p>
-          <w:p>
-            <w:pPr>
-              <w:pStyle w:val="a4"/>
-              <w:jc w:val="center"/>
-              <w:rPr>
-                <w:rFonts w:ascii="Times New Roman" w:hAnsi="Times New Roman" w:cs="Times New Roman"/>
-                <w:sz w:val="28"/>
-                <w:szCs w:val="28"/>
-              </w:rPr>
-            </w:pPr>
-          </w:p>
-          <w:p>
-            <w:pPr>
-              <w:jc w:val="center"/>
-              <w:rPr>
-                <w:rFonts w:ascii="Times New Roman" w:hAnsi="Times New Roman" w:cs="Times New Roman"/>
-                <w:b/>
-                <w:bCs/>
-                <w:sz w:val="28"/>
-                <w:szCs w:val="28"/>
-              </w:rPr>
-            </w:pPr>
-            <w:r>
-              <w:rPr>
-                <w:rFonts w:ascii="Times New Roman" w:hAnsi="Times New Roman" w:cs="Times New Roman"/>
-                <w:b/>
-                <w:bCs/>
-                <w:sz w:val="28"/>
-                <w:szCs w:val="28"/>
-              </w:rPr>
-              <w:t>С помощью рефлексии</w:t>
+            <w:r>
+              <w:rPr>
+                <w:rFonts w:ascii="Times New Roman" w:hAnsi="Times New Roman" w:cs="Times New Roman"/>
+                <w:sz w:val="28"/>
+                <w:szCs w:val="28"/>
+              </w:rPr>
+              <w:t>.</w:t>
             </w:r>
           </w:p>
           <w:p>
@@ -540,9 +567,10 @@
               <w:pStyle w:val="a4"/>
               <w:numPr>
                 <w:ilvl w:val="0"/>
-                <w:numId w:val="23"/>
+                <w:numId w:val="20"/>
               </w:numPr>
-              <w:jc w:val="center"/>
+              <w:ind w:left="5" w:firstLine="0"/>
+              <w:jc w:val="both"/>
               <w:rPr>
                 <w:rFonts w:ascii="Times New Roman" w:hAnsi="Times New Roman" w:cs="Times New Roman"/>
                 <w:sz w:val="28"/>
@@ -557,37 +585,13 @@
               </w:rPr>
               <w:t>Вызвать методы</w:t>
             </w:r>
-          </w:p>
-          <w:p>
-            <w:pPr>
-              <w:jc w:val="center"/>
-              <w:rPr>
-                <w:rFonts w:ascii="Times New Roman" w:hAnsi="Times New Roman" w:cs="Times New Roman"/>
-                <w:sz w:val="28"/>
-                <w:szCs w:val="28"/>
-              </w:rPr>
-            </w:pPr>
-          </w:p>
-          <w:p>
-            <w:pPr>
-              <w:jc w:val="center"/>
-              <w:rPr>
-                <w:rFonts w:ascii="Times New Roman" w:hAnsi="Times New Roman" w:cs="Times New Roman"/>
-                <w:b/>
-                <w:bCs/>
-                <w:sz w:val="28"/>
-                <w:szCs w:val="28"/>
-              </w:rPr>
-            </w:pPr>
-            <w:r>
-              <w:rPr>
-                <w:rFonts w:ascii="Times New Roman" w:hAnsi="Times New Roman" w:cs="Times New Roman"/>
-                <w:b/>
-                <w:bCs/>
-                <w:sz w:val="28"/>
-                <w:szCs w:val="28"/>
-              </w:rPr>
-              <w:t>С помощью рефлексии</w:t>
+            <w:r>
+              <w:rPr>
+                <w:rFonts w:ascii="Times New Roman" w:hAnsi="Times New Roman" w:cs="Times New Roman"/>
+                <w:sz w:val="28"/>
+                <w:szCs w:val="28"/>
+              </w:rPr>
+              <w:t>.</w:t>
             </w:r>
           </w:p>
           <w:p>
@@ -595,8 +599,60 @@
               <w:pStyle w:val="a4"/>
               <w:numPr>
                 <w:ilvl w:val="0"/>
-                <w:numId w:val="22"/>
+                <w:numId w:val="20"/>
               </w:numPr>
+              <w:ind w:left="5" w:firstLine="0"/>
+              <w:jc w:val="both"/>
+              <w:rPr>
+                <w:rFonts w:ascii="Times New Roman" w:hAnsi="Times New Roman" w:cs="Times New Roman"/>
+                <w:sz w:val="28"/>
+                <w:szCs w:val="28"/>
+              </w:rPr>
+            </w:pPr>
+            <w:r>
+              <w:rPr>
+                <w:rFonts w:ascii="Times New Roman" w:hAnsi="Times New Roman" w:cs="Times New Roman"/>
+                <w:sz w:val="28"/>
+                <w:szCs w:val="28"/>
+              </w:rPr>
+              <w:t>Вызвать конструкторы</w:t>
+            </w:r>
+            <w:r>
+              <w:rPr>
+                <w:rFonts w:ascii="Times New Roman" w:hAnsi="Times New Roman" w:cs="Times New Roman"/>
+                <w:sz w:val="28"/>
+                <w:szCs w:val="28"/>
+              </w:rPr>
+              <w:t>.</w:t>
+            </w:r>
+          </w:p>
+          <w:p>
+            <w:pPr>
+              <w:pStyle w:val="a4"/>
+              <w:numPr>
+                <w:ilvl w:val="0"/>
+                <w:numId w:val="20"/>
+              </w:numPr>
+              <w:ind w:left="5" w:firstLine="0"/>
+              <w:jc w:val="both"/>
+              <w:rPr>
+                <w:rFonts w:ascii="Times New Roman" w:hAnsi="Times New Roman" w:cs="Times New Roman"/>
+                <w:sz w:val="28"/>
+                <w:szCs w:val="28"/>
+              </w:rPr>
+            </w:pPr>
+            <w:r>
+              <w:rPr>
+                <w:rFonts w:ascii="Times New Roman" w:hAnsi="Times New Roman" w:cs="Times New Roman"/>
+                <w:bCs/>
+                <w:sz w:val="28"/>
+                <w:szCs w:val="28"/>
+              </w:rPr>
+              <w:t xml:space="preserve">Загрузить библиотеку и получить информацию о классе. </w:t>
+            </w:r>
+          </w:p>
+          <w:p>
+            <w:pPr>
               <w:jc w:val="center"/>
               <w:rPr>
                 <w:rFonts w:ascii="Times New Roman" w:hAnsi="Times New Roman" w:cs="Times New Roman"/>
@@ -604,106 +660,8 @@
                 <w:szCs w:val="28"/>
               </w:rPr>
             </w:pPr>
-            <w:r>
-              <w:rPr>
-                <w:rFonts w:ascii="Times New Roman" w:hAnsi="Times New Roman" w:cs="Times New Roman"/>
-                <w:sz w:val="28"/>
-                <w:szCs w:val="28"/>
-              </w:rPr>
-              <w:t>Вызвать конструкторы</w:t>
-            </w:r>
-          </w:p>
-          <w:p>
-            <w:pPr>
-              <w:pStyle w:val="a4"/>
-              <w:rPr>
-                <w:rFonts w:ascii="Times New Roman" w:hAnsi="Times New Roman" w:cs="Times New Roman"/>
-                <w:sz w:val="28"/>
-                <w:szCs w:val="28"/>
-              </w:rPr>
-            </w:pPr>
-          </w:p>
-          <w:p>
-            <w:pPr>
-              <w:jc w:val="center"/>
-              <w:rPr>
-                <w:rFonts w:ascii="Times New Roman" w:hAnsi="Times New Roman" w:cs="Times New Roman"/>
-                <w:b/>
-                <w:bCs/>
-                <w:sz w:val="28"/>
-                <w:szCs w:val="28"/>
-              </w:rPr>
-            </w:pPr>
-            <w:r>
-              <w:rPr>
-                <w:rFonts w:ascii="Times New Roman" w:hAnsi="Times New Roman" w:cs="Times New Roman"/>
-                <w:b/>
-                <w:bCs/>
-                <w:sz w:val="28"/>
-                <w:szCs w:val="28"/>
-              </w:rPr>
-              <w:t>С помощью рефлексии</w:t>
-            </w:r>
-          </w:p>
-          <w:p>
-            <w:pPr>
-              <w:jc w:val="center"/>
-              <w:rPr>
-                <w:rFonts w:ascii="Times New Roman" w:hAnsi="Times New Roman" w:cs="Times New Roman"/>
-                <w:b/>
-                <w:bCs/>
-                <w:sz w:val="28"/>
-                <w:szCs w:val="28"/>
-              </w:rPr>
-            </w:pPr>
-            <w:r>
-              <w:rPr>
-                <w:rFonts w:ascii="Times New Roman" w:hAnsi="Times New Roman" w:cs="Times New Roman"/>
-                <w:b/>
-                <w:bCs/>
-                <w:sz w:val="28"/>
-                <w:szCs w:val="28"/>
-              </w:rPr>
-              <w:t xml:space="preserve">Загрузить библиотеку и получить информацию о классе. </w:t>
-            </w:r>
-          </w:p>
-          <w:p>
-            <w:pPr>
-              <w:pStyle w:val="a4"/>
-              <w:rPr>
-                <w:rFonts w:ascii="Times New Roman" w:hAnsi="Times New Roman" w:cs="Times New Roman"/>
-                <w:sz w:val="28"/>
-                <w:szCs w:val="28"/>
-              </w:rPr>
-            </w:pPr>
-          </w:p>
-          <w:p>
-            <w:pPr>
-              <w:jc w:val="center"/>
-              <w:rPr>
-                <w:rFonts w:ascii="Times New Roman" w:hAnsi="Times New Roman" w:cs="Times New Roman"/>
-                <w:sz w:val="28"/>
-                <w:szCs w:val="28"/>
-              </w:rPr>
-            </w:pPr>
-          </w:p>
-          <w:p>
-            <w:pPr>
-              <w:jc w:val="center"/>
-              <w:rPr>
-                <w:rFonts w:ascii="Times New Roman" w:hAnsi="Times New Roman" w:cs="Times New Roman"/>
-                <w:sz w:val="28"/>
-                <w:szCs w:val="28"/>
-              </w:rPr>
-            </w:pPr>
-            <w:r>
-              <w:rPr>
-                <w:rFonts w:ascii="Times New Roman" w:hAnsi="Times New Roman" w:cs="Times New Roman"/>
-                <w:sz w:val="28"/>
-                <w:szCs w:val="28"/>
-              </w:rPr>
-              <w:t>.</w:t>
-            </w:r>
+            <w:bookmarkStart w:id="0" w:name="_GoBack"/>
+            <w:bookmarkEnd w:id="0"/>
           </w:p>
         </w:tc>
       </w:tr>
@@ -868,16 +826,7 @@
                 <w:sz w:val="28"/>
                 <w:szCs w:val="28"/>
               </w:rPr>
-              <w:t xml:space="preserve">Реализовать для каждой планеты </w:t>
-            </w:r>
-            <w:r>
-              <w:rPr>
-                <w:rFonts w:ascii="Times New Roman" w:hAnsi="Times New Roman" w:cs="Times New Roman"/>
-                <w:sz w:val="28"/>
-                <w:szCs w:val="28"/>
-              </w:rPr>
-              <w:lastRenderedPageBreak/>
-              <w:t xml:space="preserve">отдельный класс, сделать его </w:t>
+              <w:t xml:space="preserve">Реализовать для каждой планеты отдельный класс, сделать его </w:t>
             </w:r>
             <w:r>
               <w:rPr>
@@ -934,7 +883,6 @@
                 <w:sz w:val="28"/>
                 <w:szCs w:val="28"/>
               </w:rPr>
-              <w:lastRenderedPageBreak/>
               <w:t>Прочитать про п</w:t>
             </w:r>
             <w:r>
@@ -983,7 +931,7 @@
               <w:pStyle w:val="a4"/>
               <w:numPr>
                 <w:ilvl w:val="0"/>
-                <w:numId w:val="24"/>
+                <w:numId w:val="26"/>
               </w:numPr>
               <w:rPr>
                 <w:rFonts w:ascii="Times New Roman" w:hAnsi="Times New Roman" w:cs="Times New Roman"/>
@@ -1008,7 +956,7 @@
               <w:pStyle w:val="a4"/>
               <w:numPr>
                 <w:ilvl w:val="0"/>
-                <w:numId w:val="24"/>
+                <w:numId w:val="26"/>
               </w:numPr>
               <w:rPr>
                 <w:rFonts w:ascii="Times New Roman" w:hAnsi="Times New Roman" w:cs="Times New Roman"/>
@@ -1085,16 +1033,7 @@
                 <w:sz w:val="28"/>
                 <w:szCs w:val="28"/>
               </w:rPr>
-              <w:t xml:space="preserve">факультета </w:t>
-            </w:r>
-            <w:r>
-              <w:rPr>
-                <w:rFonts w:ascii="Times New Roman" w:hAnsi="Times New Roman" w:cs="Times New Roman"/>
-                <w:sz w:val="28"/>
-                <w:szCs w:val="28"/>
-              </w:rPr>
-              <w:lastRenderedPageBreak/>
-              <w:t>(</w:t>
+              <w:t>факультета (</w:t>
             </w:r>
             <w:r>
               <w:rPr>
@@ -1176,7 +1115,6 @@
                 <w:sz w:val="28"/>
                 <w:szCs w:val="28"/>
               </w:rPr>
-              <w:lastRenderedPageBreak/>
               <w:t>Прочитать про паттерн Prototype</w:t>
             </w:r>
           </w:p>
@@ -1201,7 +1139,17 @@
                   <w:sz w:val="28"/>
                   <w:szCs w:val="28"/>
                 </w:rPr>
-                <w:t>https://github.com/StepanovPetr/object-oriented-programming/tree/master/Patterns/Creational%20Patterns/Prototype</w:t>
+                <w:t>https://github.com/StepanovPetr/object-oriented-programming/tree/master/Patterns</w:t>
+              </w:r>
+              <w:r>
+                <w:rPr>
+                  <w:rStyle w:val="a5"/>
+                  <w:rFonts w:ascii="Times New Roman" w:hAnsi="Times New Roman" w:cs="Times New Roman"/>
+                  <w:sz w:val="28"/>
+                  <w:szCs w:val="28"/>
+                </w:rPr>
+                <w:lastRenderedPageBreak/>
+                <w:t>/Creational%20Patterns/Prototype</w:t>
               </w:r>
             </w:hyperlink>
           </w:p>
@@ -1318,6 +1266,7 @@
                 <w:sz w:val="28"/>
                 <w:szCs w:val="28"/>
               </w:rPr>
+              <w:lastRenderedPageBreak/>
               <w:t>Прочитать про паттерн Prototype</w:t>
             </w:r>
           </w:p>
@@ -1342,7 +1291,17 @@
                   <w:sz w:val="28"/>
                   <w:szCs w:val="28"/>
                 </w:rPr>
-                <w:t>https://github.com/StepanovPetr/object-oriented-programming/tree/master/Patterns/Creational%20Patterns/Prototype</w:t>
+                <w:t>https://github.com/StepanovPetr/object-oriented-programming/tree/master/Patterns</w:t>
+              </w:r>
+              <w:r>
+                <w:rPr>
+                  <w:rStyle w:val="a5"/>
+                  <w:rFonts w:ascii="Times New Roman" w:hAnsi="Times New Roman" w:cs="Times New Roman"/>
+                  <w:sz w:val="28"/>
+                  <w:szCs w:val="28"/>
+                </w:rPr>
+                <w:lastRenderedPageBreak/>
+                <w:t>/Creational%20Patterns/Prototype</w:t>
               </w:r>
             </w:hyperlink>
           </w:p>
@@ -1481,8 +1440,8 @@
 </file>
 
 <file path=word/numbering.xml><?xml version="1.0" encoding="utf-8"?>
-<w:numbering xmlns:wpc="http://schemas.microsoft.com/office/word/2010/wordprocessingCanvas" xmlns:cx="http://schemas.microsoft.com/office/drawing/2014/chartex" xmlns:cx1="http://schemas.microsoft.com/office/drawing/2015/9/8/chartex" xmlns:cx2="http://schemas.microsoft.com/office/drawing/2015/10/21/chartex" xmlns:cx3="http://schemas.microsoft.com/office/drawing/2016/5/9/chartex" xmlns:cx4="http://schemas.microsoft.com/office/drawing/2016/5/10/chartex" xmlns:cx5="http://schemas.microsoft.com/office/drawing/2016/5/11/chartex" xmlns:cx6="http://schemas.microsoft.com/office/drawing/2016/5/12/chartex" xmlns:cx7="http://schemas.microsoft.com/office/drawing/2016/5/13/chartex" xmlns:cx8="http://schemas.microsoft.com/office/drawing/2016/5/14/chartex" xmlns:mc="http://schemas.openxmlformats.org/markup-compatibility/2006" xmlns:aink="http://schemas.microsoft.com/office/drawing/2016/ink" xmlns:am3d="http://schemas.microsoft.com/office/drawing/2017/model3d" xmlns:o="urn:schemas-microsoft-com:office:office" xmlns:r="http://schemas.openxmlformats.org/officeDocument/2006/relationships" xmlns:m="http://schemas.openxmlformats.org/officeDocument/2006/math" xmlns:v="urn:schemas-microsoft-com:vml" xmlns:wp14="http://schemas.microsoft.com/office/word/2010/wordprocessingDrawing" xmlns:wp="http://schemas.openxmlformats.org/drawingml/2006/wordprocessingDrawing" xmlns:w10="urn:schemas-microsoft-com:office:word" xmlns:w="http://schemas.openxmlformats.org/wordprocessingml/2006/main" xmlns:w14="http://schemas.microsoft.com/office/word/2010/wordml" xmlns:w15="http://schemas.microsoft.com/office/word/2012/wordml" xmlns:w16cex="http://schemas.microsoft.com/office/word/2018/wordml/cex" xmlns:w16cid="http://schemas.microsoft.com/office/word/2016/wordml/cid" xmlns:w16="http://schemas.microsoft.com/office/word/2018/wordml" xmlns:w16sdtdh="http://schemas.microsoft.com/office/word/2020/wordml/sdtdatahash" xmlns:w16se="http://schemas.microsoft.com/office/word/2015/wordml/symex" xmlns:wpg="http://schemas.microsoft.com/office/word/2010/wordprocessingGroup" xmlns:wpi="http://schemas.microsoft.com/office/word/2010/wordprocessingInk" xmlns:wne="http://schemas.microsoft.com/office/word/2006/wordml" xmlns:wps="http://schemas.microsoft.com/office/word/2010/wordprocessingShape" mc:Ignorable="w14 w15 w16se w16cid w16 w16cex w16sdtdh wp14">
-  <w:abstractNum w:abstractNumId="0" w15:restartNumberingAfterBreak="0">
+<w:numbering xmlns:wpc="http://schemas.microsoft.com/office/word/2010/wordprocessingCanvas" xmlns:mc="http://schemas.openxmlformats.org/markup-compatibility/2006" xmlns:o="urn:schemas-microsoft-com:office:office" xmlns:r="http://schemas.openxmlformats.org/officeDocument/2006/relationships" xmlns:m="http://schemas.openxmlformats.org/officeDocument/2006/math" xmlns:v="urn:schemas-microsoft-com:vml" xmlns:wp14="http://schemas.microsoft.com/office/word/2010/wordprocessingDrawing" xmlns:wp="http://schemas.openxmlformats.org/drawingml/2006/wordprocessingDrawing" xmlns:w10="urn:schemas-microsoft-com:office:word" xmlns:w="http://schemas.openxmlformats.org/wordprocessingml/2006/main" xmlns:w14="http://schemas.microsoft.com/office/word/2010/wordml" xmlns:w15="http://schemas.microsoft.com/office/word/2012/wordml" xmlns:wpg="http://schemas.microsoft.com/office/word/2010/wordprocessingGroup" xmlns:wpi="http://schemas.microsoft.com/office/word/2010/wordprocessingInk" xmlns:wne="http://schemas.microsoft.com/office/word/2006/wordml" xmlns:wps="http://schemas.microsoft.com/office/word/2010/wordprocessingShape" mc:Ignorable="w14 w15 wp14">
+  <w:abstractNum w:abstractNumId="0">
     <w:nsid w:val="0BE63949"/>
     <w:multiLevelType w:val="hybridMultilevel"/>
     <w:tmpl w:val="A768CA9E"/>
@@ -1568,7 +1527,7 @@
       </w:pPr>
     </w:lvl>
   </w:abstractNum>
-  <w:abstractNum w:abstractNumId="1" w15:restartNumberingAfterBreak="0">
+  <w:abstractNum w:abstractNumId="1">
     <w:nsid w:val="0F53238B"/>
     <w:multiLevelType w:val="hybridMultilevel"/>
     <w:tmpl w:val="83582B58"/>
@@ -1654,7 +1613,7 @@
       </w:pPr>
     </w:lvl>
   </w:abstractNum>
-  <w:abstractNum w:abstractNumId="2" w15:restartNumberingAfterBreak="0">
+  <w:abstractNum w:abstractNumId="2">
     <w:nsid w:val="0F8E747A"/>
     <w:multiLevelType w:val="hybridMultilevel"/>
     <w:tmpl w:val="3E6296FA"/>
@@ -1743,7 +1702,7 @@
       </w:pPr>
     </w:lvl>
   </w:abstractNum>
-  <w:abstractNum w:abstractNumId="3" w15:restartNumberingAfterBreak="0">
+  <w:abstractNum w:abstractNumId="3">
     <w:nsid w:val="10B222EE"/>
     <w:multiLevelType w:val="hybridMultilevel"/>
     <w:tmpl w:val="30F0AD1A"/>
@@ -1829,7 +1788,7 @@
       </w:pPr>
     </w:lvl>
   </w:abstractNum>
-  <w:abstractNum w:abstractNumId="4" w15:restartNumberingAfterBreak="0">
+  <w:abstractNum w:abstractNumId="4">
     <w:nsid w:val="13154E28"/>
     <w:multiLevelType w:val="hybridMultilevel"/>
     <w:tmpl w:val="30F0AD1A"/>
@@ -1915,7 +1874,7 @@
       </w:pPr>
     </w:lvl>
   </w:abstractNum>
-  <w:abstractNum w:abstractNumId="5" w15:restartNumberingAfterBreak="0">
+  <w:abstractNum w:abstractNumId="5">
     <w:nsid w:val="13583BFC"/>
     <w:multiLevelType w:val="hybridMultilevel"/>
     <w:tmpl w:val="CD3AB6C4"/>
@@ -2004,7 +1963,7 @@
       </w:pPr>
     </w:lvl>
   </w:abstractNum>
-  <w:abstractNum w:abstractNumId="6" w15:restartNumberingAfterBreak="0">
+  <w:abstractNum w:abstractNumId="6">
     <w:nsid w:val="155D4A22"/>
     <w:multiLevelType w:val="hybridMultilevel"/>
     <w:tmpl w:val="77E066EC"/>
@@ -2090,7 +2049,7 @@
       </w:pPr>
     </w:lvl>
   </w:abstractNum>
-  <w:abstractNum w:abstractNumId="7" w15:restartNumberingAfterBreak="0">
+  <w:abstractNum w:abstractNumId="7">
     <w:nsid w:val="169623E4"/>
     <w:multiLevelType w:val="hybridMultilevel"/>
     <w:tmpl w:val="30F0AD1A"/>
@@ -2176,7 +2135,7 @@
       </w:pPr>
     </w:lvl>
   </w:abstractNum>
-  <w:abstractNum w:abstractNumId="8" w15:restartNumberingAfterBreak="0">
+  <w:abstractNum w:abstractNumId="8">
     <w:nsid w:val="17182C30"/>
     <w:multiLevelType w:val="hybridMultilevel"/>
     <w:tmpl w:val="E2D0C2B6"/>
@@ -2289,7 +2248,7 @@
       </w:rPr>
     </w:lvl>
   </w:abstractNum>
-  <w:abstractNum w:abstractNumId="9" w15:restartNumberingAfterBreak="0">
+  <w:abstractNum w:abstractNumId="9">
     <w:nsid w:val="1F577C7A"/>
     <w:multiLevelType w:val="hybridMultilevel"/>
     <w:tmpl w:val="60DEB17A"/>
@@ -2375,7 +2334,7 @@
       </w:pPr>
     </w:lvl>
   </w:abstractNum>
-  <w:abstractNum w:abstractNumId="10" w15:restartNumberingAfterBreak="0">
+  <w:abstractNum w:abstractNumId="10">
     <w:nsid w:val="206A3DD8"/>
     <w:multiLevelType w:val="hybridMultilevel"/>
     <w:tmpl w:val="A768CA9E"/>
@@ -2461,7 +2420,7 @@
       </w:pPr>
     </w:lvl>
   </w:abstractNum>
-  <w:abstractNum w:abstractNumId="11" w15:restartNumberingAfterBreak="0">
+  <w:abstractNum w:abstractNumId="11">
     <w:nsid w:val="2EC14C92"/>
     <w:multiLevelType w:val="hybridMultilevel"/>
     <w:tmpl w:val="9BAC8E44"/>
@@ -2547,7 +2506,7 @@
       </w:pPr>
     </w:lvl>
   </w:abstractNum>
-  <w:abstractNum w:abstractNumId="12" w15:restartNumberingAfterBreak="0">
+  <w:abstractNum w:abstractNumId="12">
     <w:nsid w:val="37AD3445"/>
     <w:multiLevelType w:val="hybridMultilevel"/>
     <w:tmpl w:val="30F0AD1A"/>
@@ -2633,7 +2592,7 @@
       </w:pPr>
     </w:lvl>
   </w:abstractNum>
-  <w:abstractNum w:abstractNumId="13" w15:restartNumberingAfterBreak="0">
+  <w:abstractNum w:abstractNumId="13">
     <w:nsid w:val="3A3B19D6"/>
     <w:multiLevelType w:val="hybridMultilevel"/>
     <w:tmpl w:val="B1603408"/>
@@ -2719,7 +2678,7 @@
       </w:pPr>
     </w:lvl>
   </w:abstractNum>
-  <w:abstractNum w:abstractNumId="14" w15:restartNumberingAfterBreak="0">
+  <w:abstractNum w:abstractNumId="14">
     <w:nsid w:val="43943D18"/>
     <w:multiLevelType w:val="hybridMultilevel"/>
     <w:tmpl w:val="B1603408"/>
@@ -2805,7 +2764,7 @@
       </w:pPr>
     </w:lvl>
   </w:abstractNum>
-  <w:abstractNum w:abstractNumId="15" w15:restartNumberingAfterBreak="0">
+  <w:abstractNum w:abstractNumId="15">
     <w:nsid w:val="4C18759A"/>
     <w:multiLevelType w:val="hybridMultilevel"/>
     <w:tmpl w:val="B1603408"/>
@@ -2891,7 +2850,7 @@
       </w:pPr>
     </w:lvl>
   </w:abstractNum>
-  <w:abstractNum w:abstractNumId="16" w15:restartNumberingAfterBreak="0">
+  <w:abstractNum w:abstractNumId="16">
     <w:nsid w:val="4E281016"/>
     <w:multiLevelType w:val="hybridMultilevel"/>
     <w:tmpl w:val="86D40332"/>
@@ -2977,7 +2936,7 @@
       </w:pPr>
     </w:lvl>
   </w:abstractNum>
-  <w:abstractNum w:abstractNumId="17" w15:restartNumberingAfterBreak="0">
+  <w:abstractNum w:abstractNumId="17">
     <w:nsid w:val="55A9715A"/>
     <w:multiLevelType w:val="hybridMultilevel"/>
     <w:tmpl w:val="CB8663CA"/>
@@ -3063,7 +3022,7 @@
       </w:pPr>
     </w:lvl>
   </w:abstractNum>
-  <w:abstractNum w:abstractNumId="18" w15:restartNumberingAfterBreak="0">
+  <w:abstractNum w:abstractNumId="18">
     <w:nsid w:val="60321933"/>
     <w:multiLevelType w:val="hybridMultilevel"/>
     <w:tmpl w:val="3E6296FA"/>
@@ -3152,7 +3111,7 @@
       </w:pPr>
     </w:lvl>
   </w:abstractNum>
-  <w:abstractNum w:abstractNumId="19" w15:restartNumberingAfterBreak="0">
+  <w:abstractNum w:abstractNumId="19">
     <w:nsid w:val="63A507F5"/>
     <w:multiLevelType w:val="hybridMultilevel"/>
     <w:tmpl w:val="0194FA7A"/>
@@ -3265,7 +3224,93 @@
       </w:rPr>
     </w:lvl>
   </w:abstractNum>
-  <w:abstractNum w:abstractNumId="20" w15:restartNumberingAfterBreak="0">
+  <w:abstractNum w:abstractNumId="20">
+    <w:nsid w:val="654A0928"/>
+    <w:multiLevelType w:val="hybridMultilevel"/>
+    <w:tmpl w:val="60DEB17A"/>
+    <w:lvl w:ilvl="0" w:tplc="0419000F">
+      <w:start w:val="1"/>
+      <w:numFmt w:val="decimal"/>
+      <w:lvlText w:val="%1."/>
+      <w:lvlJc w:val="left"/>
+      <w:pPr>
+        <w:ind w:left="720" w:hanging="360"/>
+      </w:pPr>
+    </w:lvl>
+    <w:lvl w:ilvl="1" w:tplc="04190019" w:tentative="1">
+      <w:start w:val="1"/>
+      <w:numFmt w:val="lowerLetter"/>
+      <w:lvlText w:val="%2."/>
+      <w:lvlJc w:val="left"/>
+      <w:pPr>
+        <w:ind w:left="1440" w:hanging="360"/>
+      </w:pPr>
+    </w:lvl>
+    <w:lvl w:ilvl="2" w:tplc="0419001B" w:tentative="1">
+      <w:start w:val="1"/>
+      <w:numFmt w:val="lowerRoman"/>
+      <w:lvlText w:val="%3."/>
+      <w:lvlJc w:val="right"/>
+      <w:pPr>
+        <w:ind w:left="2160" w:hanging="180"/>
+      </w:pPr>
+    </w:lvl>
+    <w:lvl w:ilvl="3" w:tplc="0419000F" w:tentative="1">
+      <w:start w:val="1"/>
+      <w:numFmt w:val="decimal"/>
+      <w:lvlText w:val="%4."/>
+      <w:lvlJc w:val="left"/>
+      <w:pPr>
+        <w:ind w:left="2880" w:hanging="360"/>
+      </w:pPr>
+    </w:lvl>
+    <w:lvl w:ilvl="4" w:tplc="04190019" w:tentative="1">
+      <w:start w:val="1"/>
+      <w:numFmt w:val="lowerLetter"/>
+      <w:lvlText w:val="%5."/>
+      <w:lvlJc w:val="left"/>
+      <w:pPr>
+        <w:ind w:left="3600" w:hanging="360"/>
+      </w:pPr>
+    </w:lvl>
+    <w:lvl w:ilvl="5" w:tplc="0419001B" w:tentative="1">
+      <w:start w:val="1"/>
+      <w:numFmt w:val="lowerRoman"/>
+      <w:lvlText w:val="%6."/>
+      <w:lvlJc w:val="right"/>
+      <w:pPr>
+        <w:ind w:left="4320" w:hanging="180"/>
+      </w:pPr>
+    </w:lvl>
+    <w:lvl w:ilvl="6" w:tplc="0419000F" w:tentative="1">
+      <w:start w:val="1"/>
+      <w:numFmt w:val="decimal"/>
+      <w:lvlText w:val="%7."/>
+      <w:lvlJc w:val="left"/>
+      <w:pPr>
+        <w:ind w:left="5040" w:hanging="360"/>
+      </w:pPr>
+    </w:lvl>
+    <w:lvl w:ilvl="7" w:tplc="04190019" w:tentative="1">
+      <w:start w:val="1"/>
+      <w:numFmt w:val="lowerLetter"/>
+      <w:lvlText w:val="%8."/>
+      <w:lvlJc w:val="left"/>
+      <w:pPr>
+        <w:ind w:left="5760" w:hanging="360"/>
+      </w:pPr>
+    </w:lvl>
+    <w:lvl w:ilvl="8" w:tplc="0419001B" w:tentative="1">
+      <w:start w:val="1"/>
+      <w:numFmt w:val="lowerRoman"/>
+      <w:lvlText w:val="%9."/>
+      <w:lvlJc w:val="right"/>
+      <w:pPr>
+        <w:ind w:left="6480" w:hanging="180"/>
+      </w:pPr>
+    </w:lvl>
+  </w:abstractNum>
+  <w:abstractNum w:abstractNumId="21">
     <w:nsid w:val="6B0B5A0E"/>
     <w:multiLevelType w:val="hybridMultilevel"/>
     <w:tmpl w:val="3B2C73CC"/>
@@ -3351,7 +3396,7 @@
       </w:pPr>
     </w:lvl>
   </w:abstractNum>
-  <w:abstractNum w:abstractNumId="21" w15:restartNumberingAfterBreak="0">
+  <w:abstractNum w:abstractNumId="22">
     <w:nsid w:val="6BEA3D4B"/>
     <w:multiLevelType w:val="hybridMultilevel"/>
     <w:tmpl w:val="2B1A12EE"/>
@@ -3437,7 +3482,7 @@
       </w:pPr>
     </w:lvl>
   </w:abstractNum>
-  <w:abstractNum w:abstractNumId="22" w15:restartNumberingAfterBreak="0">
+  <w:abstractNum w:abstractNumId="23">
     <w:nsid w:val="6F8632C0"/>
     <w:multiLevelType w:val="hybridMultilevel"/>
     <w:tmpl w:val="3F72727E"/>
@@ -3526,7 +3571,7 @@
       </w:pPr>
     </w:lvl>
   </w:abstractNum>
-  <w:abstractNum w:abstractNumId="23" w15:restartNumberingAfterBreak="0">
+  <w:abstractNum w:abstractNumId="24">
     <w:nsid w:val="78330058"/>
     <w:multiLevelType w:val="hybridMultilevel"/>
     <w:tmpl w:val="3E6296FA"/>
@@ -3615,7 +3660,7 @@
       </w:pPr>
     </w:lvl>
   </w:abstractNum>
-  <w:abstractNum w:abstractNumId="24" w15:restartNumberingAfterBreak="0">
+  <w:abstractNum w:abstractNumId="25">
     <w:nsid w:val="7E5A1A18"/>
     <w:multiLevelType w:val="hybridMultilevel"/>
     <w:tmpl w:val="B1603408"/>
@@ -3729,7 +3774,7 @@
     <w:abstractNumId w:val="17"/>
   </w:num>
   <w:num w:numId="10">
-    <w:abstractNumId w:val="23"/>
+    <w:abstractNumId w:val="24"/>
   </w:num>
   <w:num w:numId="11">
     <w:abstractNumId w:val="16"/>
@@ -3750,10 +3795,10 @@
     <w:abstractNumId w:val="12"/>
   </w:num>
   <w:num w:numId="17">
-    <w:abstractNumId w:val="24"/>
+    <w:abstractNumId w:val="25"/>
   </w:num>
   <w:num w:numId="18">
-    <w:abstractNumId w:val="21"/>
+    <w:abstractNumId w:val="22"/>
   </w:num>
   <w:num w:numId="19">
     <w:abstractNumId w:val="11"/>
@@ -3768,19 +3813,22 @@
     <w:abstractNumId w:val="19"/>
   </w:num>
   <w:num w:numId="23">
-    <w:abstractNumId w:val="22"/>
+    <w:abstractNumId w:val="23"/>
   </w:num>
   <w:num w:numId="24">
     <w:abstractNumId w:val="9"/>
   </w:num>
   <w:num w:numId="25">
+    <w:abstractNumId w:val="21"/>
+  </w:num>
+  <w:num w:numId="26">
     <w:abstractNumId w:val="20"/>
   </w:num>
 </w:numbering>
 </file>
 
 <file path=word/styles.xml><?xml version="1.0" encoding="utf-8"?>
-<w:styles xmlns:mc="http://schemas.openxmlformats.org/markup-compatibility/2006" xmlns:r="http://schemas.openxmlformats.org/officeDocument/2006/relationships" xmlns:w="http://schemas.openxmlformats.org/wordprocessingml/2006/main" xmlns:w14="http://schemas.microsoft.com/office/word/2010/wordml" xmlns:w15="http://schemas.microsoft.com/office/word/2012/wordml" xmlns:w16cex="http://schemas.microsoft.com/office/word/2018/wordml/cex" xmlns:w16cid="http://schemas.microsoft.com/office/word/2016/wordml/cid" xmlns:w16="http://schemas.microsoft.com/office/word/2018/wordml" xmlns:w16sdtdh="http://schemas.microsoft.com/office/word/2020/wordml/sdtdatahash" xmlns:w16se="http://schemas.microsoft.com/office/word/2015/wordml/symex" mc:Ignorable="w14 w15 w16se w16cid w16 w16cex w16sdtdh">
+<w:styles xmlns:mc="http://schemas.openxmlformats.org/markup-compatibility/2006" xmlns:r="http://schemas.openxmlformats.org/officeDocument/2006/relationships" xmlns:w="http://schemas.openxmlformats.org/wordprocessingml/2006/main" xmlns:w14="http://schemas.microsoft.com/office/word/2010/wordml" xmlns:w15="http://schemas.microsoft.com/office/word/2012/wordml" mc:Ignorable="w14 w15">
   <w:docDefaults>
     <w:rPrDefault>
       <w:rPr>
@@ -3796,7 +3844,7 @@
       </w:pPr>
     </w:pPrDefault>
   </w:docDefaults>
-  <w:latentStyles w:defLockedState="0" w:defUIPriority="99" w:defSemiHidden="0" w:defUnhideWhenUsed="0" w:defQFormat="0" w:count="376">
+  <w:latentStyles w:defLockedState="0" w:defUIPriority="99" w:defSemiHidden="0" w:defUnhideWhenUsed="0" w:defQFormat="0" w:count="371">
     <w:lsdException w:name="Normal" w:uiPriority="0" w:qFormat="1"/>
     <w:lsdException w:name="heading 1" w:uiPriority="9" w:qFormat="1"/>
     <w:lsdException w:name="heading 2" w:semiHidden="1" w:uiPriority="9" w:unhideWhenUsed="1" w:qFormat="1"/>
@@ -4168,11 +4216,6 @@
     <w:lsdException w:name="List Table 5 Dark Accent 6" w:uiPriority="50"/>
     <w:lsdException w:name="List Table 6 Colorful Accent 6" w:uiPriority="51"/>
     <w:lsdException w:name="List Table 7 Colorful Accent 6" w:uiPriority="52"/>
-    <w:lsdException w:name="Mention" w:semiHidden="1" w:unhideWhenUsed="1"/>
-    <w:lsdException w:name="Smart Hyperlink" w:semiHidden="1" w:unhideWhenUsed="1"/>
-    <w:lsdException w:name="Hashtag" w:semiHidden="1" w:unhideWhenUsed="1"/>
-    <w:lsdException w:name="Unresolved Mention" w:semiHidden="1" w:unhideWhenUsed="1"/>
-    <w:lsdException w:name="Smart Link" w:semiHidden="1" w:unhideWhenUsed="1"/>
   </w:latentStyles>
   <w:style w:type="paragraph" w:default="1" w:styleId="a">
     <w:name w:val="Normal"/>
@@ -4214,6 +4257,7 @@
       <w:spacing w:after="0" w:line="240" w:lineRule="auto"/>
     </w:pPr>
     <w:tblPr>
+      <w:tblInd w:w="0" w:type="dxa"/>
       <w:tblBorders>
         <w:top w:val="single" w:sz="4" w:space="0" w:color="auto"/>
         <w:left w:val="single" w:sz="4" w:space="0" w:color="auto"/>
@@ -4222,6 +4266,12 @@
         <w:insideH w:val="single" w:sz="4" w:space="0" w:color="auto"/>
         <w:insideV w:val="single" w:sz="4" w:space="0" w:color="auto"/>
       </w:tblBorders>
+      <w:tblCellMar>
+        <w:top w:w="0" w:type="dxa"/>
+        <w:left w:w="108" w:type="dxa"/>
+        <w:bottom w:w="0" w:type="dxa"/>
+        <w:right w:w="108" w:type="dxa"/>
+      </w:tblCellMar>
     </w:tblPr>
   </w:style>
   <w:style w:type="paragraph" w:styleId="a4">
@@ -4245,6 +4295,104 @@
     <w:rPr>
       <w:color w:val="0000FF"/>
       <w:u w:val="single"/>
+    </w:rPr>
+  </w:style>
+  <w:style w:type="character" w:styleId="a6">
+    <w:name w:val="annotation reference"/>
+    <w:basedOn w:val="a0"/>
+    <w:uiPriority w:val="99"/>
+    <w:semiHidden/>
+    <w:unhideWhenUsed/>
+    <w:rsid w:val="00567EAD"/>
+    <w:rPr>
+      <w:sz w:val="16"/>
+      <w:szCs w:val="16"/>
+    </w:rPr>
+  </w:style>
+  <w:style w:type="paragraph" w:styleId="a7">
+    <w:name w:val="annotation text"/>
+    <w:basedOn w:val="a"/>
+    <w:link w:val="a8"/>
+    <w:uiPriority w:val="99"/>
+    <w:semiHidden/>
+    <w:unhideWhenUsed/>
+    <w:rsid w:val="00567EAD"/>
+    <w:pPr>
+      <w:spacing w:line="240" w:lineRule="auto"/>
+    </w:pPr>
+    <w:rPr>
+      <w:sz w:val="20"/>
+      <w:szCs w:val="20"/>
+    </w:rPr>
+  </w:style>
+  <w:style w:type="character" w:customStyle="1" w:styleId="a8">
+    <w:name w:val="Текст примечания Знак"/>
+    <w:basedOn w:val="a0"/>
+    <w:link w:val="a7"/>
+    <w:uiPriority w:val="99"/>
+    <w:semiHidden/>
+    <w:rsid w:val="00567EAD"/>
+    <w:rPr>
+      <w:sz w:val="20"/>
+      <w:szCs w:val="20"/>
+    </w:rPr>
+  </w:style>
+  <w:style w:type="paragraph" w:styleId="a9">
+    <w:name w:val="annotation subject"/>
+    <w:basedOn w:val="a7"/>
+    <w:next w:val="a7"/>
+    <w:link w:val="aa"/>
+    <w:uiPriority w:val="99"/>
+    <w:semiHidden/>
+    <w:unhideWhenUsed/>
+    <w:rsid w:val="00567EAD"/>
+    <w:rPr>
+      <w:b/>
+      <w:bCs/>
+    </w:rPr>
+  </w:style>
+  <w:style w:type="character" w:customStyle="1" w:styleId="aa">
+    <w:name w:val="Тема примечания Знак"/>
+    <w:basedOn w:val="a8"/>
+    <w:link w:val="a9"/>
+    <w:uiPriority w:val="99"/>
+    <w:semiHidden/>
+    <w:rsid w:val="00567EAD"/>
+    <w:rPr>
+      <w:b/>
+      <w:bCs/>
+      <w:sz w:val="20"/>
+      <w:szCs w:val="20"/>
+    </w:rPr>
+  </w:style>
+  <w:style w:type="paragraph" w:styleId="ab">
+    <w:name w:val="Balloon Text"/>
+    <w:basedOn w:val="a"/>
+    <w:link w:val="ac"/>
+    <w:uiPriority w:val="99"/>
+    <w:semiHidden/>
+    <w:unhideWhenUsed/>
+    <w:rsid w:val="00567EAD"/>
+    <w:pPr>
+      <w:spacing w:after="0" w:line="240" w:lineRule="auto"/>
+    </w:pPr>
+    <w:rPr>
+      <w:rFonts w:ascii="Segoe UI" w:hAnsi="Segoe UI" w:cs="Segoe UI"/>
+      <w:sz w:val="18"/>
+      <w:szCs w:val="18"/>
+    </w:rPr>
+  </w:style>
+  <w:style w:type="character" w:customStyle="1" w:styleId="ac">
+    <w:name w:val="Текст выноски Знак"/>
+    <w:basedOn w:val="a0"/>
+    <w:link w:val="ab"/>
+    <w:uiPriority w:val="99"/>
+    <w:semiHidden/>
+    <w:rsid w:val="00567EAD"/>
+    <w:rPr>
+      <w:rFonts w:ascii="Segoe UI" w:hAnsi="Segoe UI" w:cs="Segoe UI"/>
+      <w:sz w:val="18"/>
+      <w:szCs w:val="18"/>
     </w:rPr>
   </w:style>
 </w:styles>
@@ -4516,7 +4664,7 @@
 </file>
 
 <file path=customXml/itemProps1.xml><?xml version="1.0" encoding="utf-8"?>
-<ds:datastoreItem xmlns:ds="http://schemas.openxmlformats.org/officeDocument/2006/customXml" ds:itemID="{4316C72D-759F-44DC-A790-C1503A6F9A45}">
+<ds:datastoreItem xmlns:ds="http://schemas.openxmlformats.org/officeDocument/2006/customXml" ds:itemID="{CC15C27C-0BDB-4726-8D49-E405317CEAAE}">
   <ds:schemaRefs>
     <ds:schemaRef ds:uri="http://schemas.openxmlformats.org/officeDocument/2006/bibliography"/>
   </ds:schemaRefs>
